--- a/test/docx/golden/links.docx
+++ b/test/docx/golden/links.docx
@@ -2,7 +2,7 @@
 <file path=word/document.xml><?xml version="1.0" encoding="utf-8"?>
 <w:document xmlns:w="http://schemas.openxmlformats.org/wordprocessingml/2006/main" xmlns:m="http://schemas.openxmlformats.org/officeDocument/2006/math" xmlns:r="http://schemas.openxmlformats.org/officeDocument/2006/relationships" xmlns:o="urn:schemas-microsoft-com:office:office" xmlns:v="urn:schemas-microsoft-com:vml" xmlns:w10="urn:schemas-microsoft-com:office:word" xmlns:a="http://schemas.openxmlformats.org/drawingml/2006/main" xmlns:pic="http://schemas.openxmlformats.org/drawingml/2006/picture" xmlns:wp="http://schemas.openxmlformats.org/drawingml/2006/wordprocessingDrawing">
   <w:body>
-    <w:bookmarkStart w:id="11" w:name="an-internal-link-and-an-external-link"/>
+    <w:bookmarkStart w:id="11" w:name="_13b54ea5ea7ba33988b5edb1d1fa1c677891c08"/>
     <w:p>
       <w:pPr>
         <w:pStyle w:val="Heading2"/>
@@ -71,7 +71,7 @@
       <w:r>
         <w:t xml:space="preserve"> </w:t>
       </w:r>
-      <w:hyperlink w:anchor="a-section-for-testing-link-targets">
+      <w:hyperlink w:anchor="_f00ac10e2cc235bfbfc5c941394c37b4dd14c32">
         <w:r>
           <w:rPr>
             <w:rStyle w:val="Hyperlink"/>
@@ -96,7 +96,7 @@
       <w:r>
         <w:t xml:space="preserve"> </w:t>
       </w:r>
-      <w:hyperlink w:anchor="my_bookmark">
+      <w:hyperlink w:anchor="_my_bookmark">
         <w:r>
           <w:rPr>
             <w:rStyle w:val="Hyperlink"/>
@@ -112,7 +112,7 @@
       </w:r>
     </w:p>
     <w:bookmarkEnd w:id="11"/>
-    <w:bookmarkStart w:id="13" w:name="a-section-for-testing-link-targets"/>
+    <w:bookmarkStart w:id="13" w:name="_f00ac10e2cc235bfbfc5c941394c37b4dd14c32"/>
     <w:p>
       <w:pPr>
         <w:pStyle w:val="Heading2"/>
@@ -131,7 +131,7 @@
       <w:r>
         <w:t xml:space="preserve"> </w:t>
       </w:r>
-      <w:bookmarkStart w:id="12" w:name="my_bookmark"/>
+      <w:bookmarkStart w:id="12" w:name="_my_bookmark"/>
       <w:bookmarkEnd w:id="12"/>
       <w:r>
         <w:t xml:space="preserve">here</w:t>
